--- a/pr-preview/pr-329/algebra-trigonometry-tracked-changes.docx
+++ b/pr-preview/pr-329/algebra-trigonometry-tracked-changes.docx
@@ -16,7 +16,7 @@
       </w:pPr>
       <w:del w:id="1" w:author="PR Preview" w:date="2026-01-01T00:00:00Z">
         <w:r>
-          <w:delText xml:space="preserve">Last modified: 2026-10-15 23:56:47 (PDT)</w:delText>
+          <w:delText xml:space="preserve">Last modified: 2026-10-16 01:53:21 (PDT)</w:delText>
         </w:r>
       </w:del>
     </w:p>
@@ -26,11 +26,11 @@
       </w:pPr>
       <w:ins w:id="2" w:author="PR Preview" w:date="2026-01-01T00:00:00Z">
         <w:r>
-          <w:t xml:space="preserve">Last modified: 2026-10-16 00:45:25 (PDT)</w:t>
+          <w:t xml:space="preserve">Last modified: 2026-10-16 01:54:17 (PDT)</w:t>
         </w:r>
       </w:ins>
     </w:p>
-    <w:bookmarkStart w:id="18" w:name="sec-cosine-sine"/>
+    <w:bookmarkStart w:id="24" w:name="sec-cosine-sine"/>
     <w:p>
       <w:pPr>
         <w:pStyle w:val="Heading2"/>
@@ -39,7 +39,7 @@
         <w:t xml:space="preserve">1 Cosine and sine</w:t>
       </w:r>
     </w:p>
-    <w:bookmarkStart w:id="9" w:name="def-cosine-sine"/>
+    <w:bookmarkStart w:id="9" w:name="def-unit-circle"/>
     <w:p>
       <w:pPr>
         <w:pStyle w:val="FirstParagraph"/>
@@ -49,7 +49,7 @@
           <w:b/>
           <w:bCs/>
         </w:rPr>
-        <w:t xml:space="preserve">Definition 1 (Cosine and sine)</w:t>
+        <w:t xml:space="preserve">Definition 1 (Unit circle)</w:t>
       </w:r>
       <w:r>
         <w:t xml:space="preserve"> </w:t>
@@ -62,8 +62,8 @@
       </w:r>
       <w:r>
         <w:rPr>
-          <w:i/>
-          <w:iCs/>
+          <w:b/>
+          <w:bCs/>
         </w:rPr>
         <w:t xml:space="preserve">unit circle</w:t>
       </w:r>
@@ -181,13 +181,718 @@
         </m:r>
       </m:oMath>
       <w:r>
+        <w:t xml:space="preserve">.</w:t>
+      </w:r>
+    </w:p>
+    <w:bookmarkEnd w:id="9"/>
+    <w:bookmarkStart w:id="10" w:name="exm-unit-circle"/>
+    <w:p>
+      <w:pPr>
+        <w:pStyle w:val="BodyText"/>
+      </w:pPr>
+      <w:r>
+        <w:rPr>
+          <w:b/>
+          <w:bCs/>
+        </w:rPr>
+        <w:t xml:space="preserve">Example 1 (Points on the unit circle)</w:t>
+      </w:r>
+      <w:r>
+        <w:t xml:space="preserve"> </w:t>
+      </w:r>
+      <w:r>
+        <w:t xml:space="preserve"> </w:t>
+      </w:r>
+    </w:p>
+    <w:p>
+      <w:pPr>
+        <w:pStyle w:val="Compact"/>
+        <w:numPr>
+          <w:ilvl w:val="0"/>
+          <w:numId w:val="1001"/>
+        </w:numPr>
+      </w:pPr>
+      <m:oMath>
+        <m:r>
+          <m:rPr>
+            <m:sty m:val="p"/>
+          </m:rPr>
+          <m:t>(</m:t>
+        </m:r>
+        <m:r>
+          <m:t>1</m:t>
+        </m:r>
+        <m:r>
+          <m:rPr>
+            <m:sty m:val="p"/>
+          </m:rPr>
+          <m:t>,</m:t>
+        </m:r>
+        <m:r>
+          <m:t>0</m:t>
+        </m:r>
+        <m:r>
+          <m:rPr>
+            <m:sty m:val="p"/>
+          </m:rPr>
+          <m:t>)</m:t>
+        </m:r>
+      </m:oMath>
+      <w:r>
+        <w:t xml:space="preserve"> </w:t>
+      </w:r>
+      <w:r>
+        <w:t xml:space="preserve">is on the unit circle, because</w:t>
+      </w:r>
+      <w:r>
+        <w:t xml:space="preserve"> </w:t>
+      </w:r>
+      <m:oMath>
+        <m:sSup>
+          <m:e>
+            <m:r>
+              <m:t>1</m:t>
+            </m:r>
+          </m:e>
+          <m:sup>
+            <m:r>
+              <m:t>2</m:t>
+            </m:r>
+          </m:sup>
+        </m:sSup>
+        <m:r>
+          <m:rPr>
+            <m:sty m:val="p"/>
+          </m:rPr>
+          <m:t>+</m:t>
+        </m:r>
+        <m:sSup>
+          <m:e>
+            <m:r>
+              <m:t>0</m:t>
+            </m:r>
+          </m:e>
+          <m:sup>
+            <m:r>
+              <m:t>2</m:t>
+            </m:r>
+          </m:sup>
+        </m:sSup>
+        <m:r>
+          <m:rPr>
+            <m:sty m:val="p"/>
+          </m:rPr>
+          <m:t>=</m:t>
+        </m:r>
+        <m:r>
+          <m:t>1</m:t>
+        </m:r>
+      </m:oMath>
+      <w:r>
+        <w:t xml:space="preserve">.</w:t>
+      </w:r>
+    </w:p>
+    <w:p>
+      <w:pPr>
+        <w:pStyle w:val="Compact"/>
+        <w:numPr>
+          <w:ilvl w:val="0"/>
+          <w:numId w:val="1001"/>
+        </w:numPr>
+      </w:pPr>
+      <m:oMath>
+        <m:r>
+          <m:rPr>
+            <m:sty m:val="p"/>
+          </m:rPr>
+          <m:t>(</m:t>
+        </m:r>
+        <m:r>
+          <m:t>0</m:t>
+        </m:r>
+        <m:r>
+          <m:rPr>
+            <m:sty m:val="p"/>
+          </m:rPr>
+          <m:t>,</m:t>
+        </m:r>
+        <m:r>
+          <m:rPr>
+            <m:sty m:val="p"/>
+          </m:rPr>
+          <m:t>−</m:t>
+        </m:r>
+        <m:r>
+          <m:t>1</m:t>
+        </m:r>
+        <m:r>
+          <m:rPr>
+            <m:sty m:val="p"/>
+          </m:rPr>
+          <m:t>)</m:t>
+        </m:r>
+      </m:oMath>
+      <w:r>
+        <w:t xml:space="preserve"> </w:t>
+      </w:r>
+      <w:r>
+        <w:t xml:space="preserve">is on the unit circle, because</w:t>
+      </w:r>
+      <w:r>
+        <w:t xml:space="preserve"> </w:t>
+      </w:r>
+      <m:oMath>
+        <m:sSup>
+          <m:e>
+            <m:r>
+              <m:t>0</m:t>
+            </m:r>
+          </m:e>
+          <m:sup>
+            <m:r>
+              <m:t>2</m:t>
+            </m:r>
+          </m:sup>
+        </m:sSup>
+        <m:r>
+          <m:rPr>
+            <m:sty m:val="p"/>
+          </m:rPr>
+          <m:t>+</m:t>
+        </m:r>
+        <m:r>
+          <m:rPr>
+            <m:sty m:val="p"/>
+          </m:rPr>
+          <m:t>(</m:t>
+        </m:r>
+        <m:r>
+          <m:rPr>
+            <m:sty m:val="p"/>
+          </m:rPr>
+          <m:t>−</m:t>
+        </m:r>
+        <m:r>
+          <m:t>1</m:t>
+        </m:r>
+        <m:sSup>
+          <m:e>
+            <m:r>
+              <m:rPr>
+                <m:sty m:val="p"/>
+              </m:rPr>
+              <m:t>)</m:t>
+            </m:r>
+          </m:e>
+          <m:sup>
+            <m:r>
+              <m:t>2</m:t>
+            </m:r>
+          </m:sup>
+        </m:sSup>
+        <m:r>
+          <m:rPr>
+            <m:sty m:val="p"/>
+          </m:rPr>
+          <m:t>=</m:t>
+        </m:r>
+        <m:r>
+          <m:t>1</m:t>
+        </m:r>
+      </m:oMath>
+      <w:r>
+        <w:t xml:space="preserve">.</w:t>
+      </w:r>
+    </w:p>
+    <w:p>
+      <w:pPr>
+        <w:pStyle w:val="Compact"/>
+        <w:numPr>
+          <w:ilvl w:val="0"/>
+          <w:numId w:val="1001"/>
+        </w:numPr>
+      </w:pPr>
+      <m:oMath>
+        <m:r>
+          <m:rPr>
+            <m:sty m:val="p"/>
+          </m:rPr>
+          <m:t>(</m:t>
+        </m:r>
+        <m:f>
+          <m:fPr>
+            <m:type m:val="lin"/>
+          </m:fPr>
+          <m:num>
+            <m:r>
+              <m:t>3</m:t>
+            </m:r>
+          </m:num>
+          <m:den>
+            <m:r>
+              <m:t>5</m:t>
+            </m:r>
+          </m:den>
+        </m:f>
+        <m:r>
+          <m:rPr>
+            <m:sty m:val="p"/>
+          </m:rPr>
+          <m:t>,</m:t>
+        </m:r>
+        <m:f>
+          <m:fPr>
+            <m:type m:val="lin"/>
+          </m:fPr>
+          <m:num>
+            <m:r>
+              <m:t>4</m:t>
+            </m:r>
+          </m:num>
+          <m:den>
+            <m:r>
+              <m:t>5</m:t>
+            </m:r>
+          </m:den>
+        </m:f>
+        <m:r>
+          <m:rPr>
+            <m:sty m:val="p"/>
+          </m:rPr>
+          <m:t>)</m:t>
+        </m:r>
+      </m:oMath>
+      <w:r>
+        <w:t xml:space="preserve"> </w:t>
+      </w:r>
+      <w:r>
+        <w:t xml:space="preserve">is on the unit circle, because</w:t>
+      </w:r>
+      <w:r>
+        <w:t xml:space="preserve"> </w:t>
+      </w:r>
+      <m:oMath>
+        <m:f>
+          <m:fPr>
+            <m:type m:val="lin"/>
+          </m:fPr>
+          <m:num>
+            <m:r>
+              <m:t>9</m:t>
+            </m:r>
+          </m:num>
+          <m:den>
+            <m:r>
+              <m:t>25</m:t>
+            </m:r>
+          </m:den>
+        </m:f>
+        <m:r>
+          <m:rPr>
+            <m:sty m:val="p"/>
+          </m:rPr>
+          <m:t>+</m:t>
+        </m:r>
+        <m:f>
+          <m:fPr>
+            <m:type m:val="lin"/>
+          </m:fPr>
+          <m:num>
+            <m:r>
+              <m:t>16</m:t>
+            </m:r>
+          </m:num>
+          <m:den>
+            <m:r>
+              <m:t>25</m:t>
+            </m:r>
+          </m:den>
+        </m:f>
+        <m:r>
+          <m:rPr>
+            <m:sty m:val="p"/>
+          </m:rPr>
+          <m:t>=</m:t>
+        </m:r>
+        <m:r>
+          <m:t>1</m:t>
+        </m:r>
+      </m:oMath>
+      <w:r>
+        <w:t xml:space="preserve">.</w:t>
+      </w:r>
+    </w:p>
+    <w:p>
+      <w:pPr>
+        <w:pStyle w:val="Compact"/>
+        <w:numPr>
+          <w:ilvl w:val="0"/>
+          <w:numId w:val="1001"/>
+        </w:numPr>
+      </w:pPr>
+      <m:oMath>
+        <m:r>
+          <m:rPr>
+            <m:sty m:val="p"/>
+          </m:rPr>
+          <m:t>(</m:t>
+        </m:r>
+        <m:r>
+          <m:t>1</m:t>
+        </m:r>
+        <m:r>
+          <m:rPr>
+            <m:sty m:val="p"/>
+          </m:rPr>
+          <m:t>,</m:t>
+        </m:r>
+        <m:r>
+          <m:t>1</m:t>
+        </m:r>
+        <m:r>
+          <m:rPr>
+            <m:sty m:val="p"/>
+          </m:rPr>
+          <m:t>)</m:t>
+        </m:r>
+      </m:oMath>
+      <w:r>
+        <w:t xml:space="preserve"> </w:t>
+      </w:r>
+      <w:r>
+        <w:t xml:space="preserve">is not on the unit circle, because</w:t>
+      </w:r>
+      <w:r>
+        <w:t xml:space="preserve"> </w:t>
+      </w:r>
+      <m:oMath>
+        <m:sSup>
+          <m:e>
+            <m:r>
+              <m:t>1</m:t>
+            </m:r>
+          </m:e>
+          <m:sup>
+            <m:r>
+              <m:t>2</m:t>
+            </m:r>
+          </m:sup>
+        </m:sSup>
+        <m:r>
+          <m:rPr>
+            <m:sty m:val="p"/>
+          </m:rPr>
+          <m:t>+</m:t>
+        </m:r>
+        <m:sSup>
+          <m:e>
+            <m:r>
+              <m:t>1</m:t>
+            </m:r>
+          </m:e>
+          <m:sup>
+            <m:r>
+              <m:t>2</m:t>
+            </m:r>
+          </m:sup>
+        </m:sSup>
+        <m:r>
+          <m:rPr>
+            <m:sty m:val="p"/>
+          </m:rPr>
+          <m:t>=</m:t>
+        </m:r>
+        <m:r>
+          <m:t>2</m:t>
+        </m:r>
+        <m:r>
+          <m:rPr>
+            <m:sty m:val="p"/>
+          </m:rPr>
+          <m:t>≠</m:t>
+        </m:r>
+        <m:r>
+          <m:t>1</m:t>
+        </m:r>
+      </m:oMath>
+      <w:r>
+        <w:t xml:space="preserve">.</w:t>
+      </w:r>
+    </w:p>
+    <w:bookmarkEnd w:id="10"/>
+    <w:bookmarkStart w:id="11" w:name="def-pi"/>
+    <w:p>
+      <w:pPr>
+        <w:pStyle w:val="FirstParagraph"/>
+      </w:pPr>
+      <w:r>
+        <w:rPr>
+          <w:b/>
+          <w:bCs/>
+        </w:rPr>
+        <w:t xml:space="preserve">Definition 2 (The number</w:t>
+      </w:r>
+      <w:r>
+        <w:rPr>
+          <w:b/>
+          <w:bCs/>
+        </w:rPr>
+        <w:t xml:space="preserve"> </w:t>
+      </w:r>
+      <m:oMath>
+        <m:r>
+          <m:t>π</m:t>
+        </m:r>
+      </m:oMath>
+      <w:r>
+        <w:rPr>
+          <w:b/>
+          <w:bCs/>
+        </w:rPr>
+        <w:t xml:space="preserve">)</w:t>
+      </w:r>
+      <w:r>
+        <w:t xml:space="preserve"> </w:t>
+      </w:r>
+      <w:r>
+        <w:t xml:space="preserve">The number</w:t>
+      </w:r>
+      <w:r>
+        <w:t xml:space="preserve"> </w:t>
+      </w:r>
+      <m:oMath>
+        <m:r>
+          <m:t>π</m:t>
+        </m:r>
+        <m:r>
+          <m:rPr>
+            <m:sty m:val="p"/>
+          </m:rPr>
+          <m:t>≈</m:t>
+        </m:r>
+        <m:r>
+          <m:t>3.14159</m:t>
+        </m:r>
+      </m:oMath>
+      <w:r>
+        <w:t xml:space="preserve"> </w:t>
+      </w:r>
+      <w:r>
+        <w:t xml:space="preserve">is half of the circumference of the unit circle (</w:t>
+      </w:r>
+      <w:hyperlink w:anchor="def-unit-circle">
+        <w:r>
+          <w:rPr>
+            <w:rStyle w:val="Hyperlink"/>
+          </w:rPr>
+          <w:t xml:space="preserve">Definition 1</w:t>
+        </w:r>
+      </w:hyperlink>
+      <w:r>
+        <w:t xml:space="preserve">).</w:t>
+      </w:r>
+    </w:p>
+    <w:bookmarkEnd w:id="11"/>
+    <w:bookmarkStart w:id="12" w:name="exm-pi"/>
+    <w:p>
+      <w:pPr>
+        <w:pStyle w:val="BodyText"/>
+      </w:pPr>
+      <w:r>
+        <w:rPr>
+          <w:b/>
+          <w:bCs/>
+        </w:rPr>
+        <w:t xml:space="preserve">Example 2 (Distances around the unit circle)</w:t>
+      </w:r>
+      <w:r>
+        <w:t xml:space="preserve"> </w:t>
+      </w:r>
+      <w:r>
+        <w:t xml:space="preserve">The whole unit circle has circumference</w:t>
+      </w:r>
+      <w:r>
+        <w:t xml:space="preserve"> </w:t>
+      </w:r>
+      <m:oMath>
+        <m:r>
+          <m:t>2</m:t>
+        </m:r>
+        <m:r>
+          <m:t>π</m:t>
+        </m:r>
+      </m:oMath>
+      <w:r>
+        <w:t xml:space="preserve">.</w:t>
+      </w:r>
+      <w:r>
+        <w:t xml:space="preserve"> </w:t>
+      </w:r>
+      <w:r>
+        <w:t xml:space="preserve">Moving from</w:t>
+      </w:r>
+      <w:r>
+        <w:t xml:space="preserve"> </w:t>
+      </w:r>
+      <m:oMath>
+        <m:r>
+          <m:rPr>
+            <m:sty m:val="p"/>
+          </m:rPr>
+          <m:t>(</m:t>
+        </m:r>
+        <m:r>
+          <m:t>1</m:t>
+        </m:r>
+        <m:r>
+          <m:rPr>
+            <m:sty m:val="p"/>
+          </m:rPr>
+          <m:t>,</m:t>
+        </m:r>
+        <m:r>
+          <m:t>0</m:t>
+        </m:r>
+        <m:r>
+          <m:rPr>
+            <m:sty m:val="p"/>
+          </m:rPr>
+          <m:t>)</m:t>
+        </m:r>
+      </m:oMath>
+      <w:r>
+        <w:t xml:space="preserve"> </w:t>
+      </w:r>
+      <w:r>
+        <w:t xml:space="preserve">to</w:t>
+      </w:r>
+      <w:r>
+        <w:t xml:space="preserve"> </w:t>
+      </w:r>
+      <m:oMath>
+        <m:r>
+          <m:rPr>
+            <m:sty m:val="p"/>
+          </m:rPr>
+          <m:t>(</m:t>
+        </m:r>
+        <m:r>
+          <m:rPr>
+            <m:sty m:val="p"/>
+          </m:rPr>
+          <m:t>−</m:t>
+        </m:r>
+        <m:r>
+          <m:t>1</m:t>
+        </m:r>
+        <m:r>
+          <m:rPr>
+            <m:sty m:val="p"/>
+          </m:rPr>
+          <m:t>,</m:t>
+        </m:r>
+        <m:r>
+          <m:t>0</m:t>
+        </m:r>
+        <m:r>
+          <m:rPr>
+            <m:sty m:val="p"/>
+          </m:rPr>
+          <m:t>)</m:t>
+        </m:r>
+      </m:oMath>
+      <w:r>
+        <w:t xml:space="preserve"> </w:t>
+      </w:r>
+      <w:r>
+        <w:t xml:space="preserve">along the upper half of the circle covers a distance of</w:t>
+      </w:r>
+      <w:r>
+        <w:t xml:space="preserve"> </w:t>
+      </w:r>
+      <m:oMath>
+        <m:r>
+          <m:t>π</m:t>
+        </m:r>
+      </m:oMath>
+      <w:r>
         <w:t xml:space="preserve">,</w:t>
       </w:r>
       <w:r>
         <w:t xml:space="preserve"> </w:t>
       </w:r>
       <w:r>
-        <w:t xml:space="preserve">and</w:t>
+        <w:t xml:space="preserve">and moving from</w:t>
+      </w:r>
+      <w:r>
+        <w:t xml:space="preserve"> </w:t>
+      </w:r>
+      <m:oMath>
+        <m:r>
+          <m:rPr>
+            <m:sty m:val="p"/>
+          </m:rPr>
+          <m:t>(</m:t>
+        </m:r>
+        <m:r>
+          <m:t>1</m:t>
+        </m:r>
+        <m:r>
+          <m:rPr>
+            <m:sty m:val="p"/>
+          </m:rPr>
+          <m:t>,</m:t>
+        </m:r>
+        <m:r>
+          <m:t>0</m:t>
+        </m:r>
+        <m:r>
+          <m:rPr>
+            <m:sty m:val="p"/>
+          </m:rPr>
+          <m:t>)</m:t>
+        </m:r>
+      </m:oMath>
+      <w:r>
+        <w:t xml:space="preserve"> </w:t>
+      </w:r>
+      <w:r>
+        <w:t xml:space="preserve">to</w:t>
+      </w:r>
+      <w:r>
+        <w:t xml:space="preserve"> </w:t>
+      </w:r>
+      <m:oMath>
+        <m:r>
+          <m:rPr>
+            <m:sty m:val="p"/>
+          </m:rPr>
+          <m:t>(</m:t>
+        </m:r>
+        <m:r>
+          <m:t>0</m:t>
+        </m:r>
+        <m:r>
+          <m:rPr>
+            <m:sty m:val="p"/>
+          </m:rPr>
+          <m:t>,</m:t>
+        </m:r>
+        <m:r>
+          <m:t>1</m:t>
+        </m:r>
+        <m:r>
+          <m:rPr>
+            <m:sty m:val="p"/>
+          </m:rPr>
+          <m:t>)</m:t>
+        </m:r>
+      </m:oMath>
+      <w:r>
+        <w:t xml:space="preserve"> </w:t>
+      </w:r>
+      <w:r>
+        <w:t xml:space="preserve">covers a quarter of the circle, a distance of</w:t>
       </w:r>
       <w:r>
         <w:t xml:space="preserve"> </w:t>
@@ -200,17 +905,28 @@
           <m:rPr>
             <m:sty m:val="p"/>
           </m:rPr>
-          <m:t>≈</m:t>
-        </m:r>
-        <m:r>
-          <m:t>3.14159</m:t>
-        </m:r>
-      </m:oMath>
-      <w:r>
-        <w:t xml:space="preserve"> </w:t>
-      </w:r>
-      <w:r>
-        <w:t xml:space="preserve">is half of its circumference.</w:t>
+          <m:t>/</m:t>
+        </m:r>
+        <m:r>
+          <m:t>2</m:t>
+        </m:r>
+      </m:oMath>
+      <w:r>
+        <w:t xml:space="preserve">.</w:t>
+      </w:r>
+    </w:p>
+    <w:bookmarkEnd w:id="12"/>
+    <w:bookmarkStart w:id="13" w:name="def-cosine-sine"/>
+    <w:p>
+      <w:pPr>
+        <w:pStyle w:val="BodyText"/>
+      </w:pPr>
+      <w:r>
+        <w:rPr>
+          <w:b/>
+          <w:bCs/>
+        </w:rPr>
+        <w:t xml:space="preserve">Definition 3 (Cosine)</w:t>
       </w:r>
       <w:r>
         <w:t xml:space="preserve"> </w:t>
@@ -258,6 +974,23 @@
           <m:t>)</m:t>
         </m:r>
       </m:oMath>
+      <w:r>
+        <w:t xml:space="preserve"> </w:t>
+      </w:r>
+      <w:r>
+        <w:t xml:space="preserve">of the unit circle (</w:t>
+      </w:r>
+      <w:hyperlink w:anchor="def-unit-circle">
+        <w:r>
+          <w:rPr>
+            <w:rStyle w:val="Hyperlink"/>
+          </w:rPr>
+          <w:t xml:space="preserve">Definition 1</w:t>
+        </w:r>
+      </w:hyperlink>
+      <w:r>
+        <w:t xml:space="preserve">)</w:t>
+      </w:r>
       <w:r>
         <w:t xml:space="preserve"> </w:t>
       </w:r>
@@ -292,7 +1025,7 @@
         <w:t xml:space="preserve"> </w:t>
       </w:r>
       <w:r>
-        <w:t xml:space="preserve">along the unit circle,</w:t>
+        <w:t xml:space="preserve">along the circle,</w:t>
       </w:r>
       <w:r>
         <w:t xml:space="preserve"> </w:t>
@@ -347,57 +1080,7 @@
         <w:t xml:space="preserve"> </w:t>
       </w:r>
       <w:r>
-        <w:t xml:space="preserve">The point reached is</w:t>
-      </w:r>
-      <w:r>
-        <w:t xml:space="preserve"> </w:t>
-      </w:r>
-      <m:oMath>
-        <m:r>
-          <m:rPr>
-            <m:sty m:val="p"/>
-          </m:rPr>
-          <m:t>(</m:t>
-        </m:r>
-        <m:r>
-          <m:rPr>
-            <m:sty m:val="p"/>
-          </m:rPr>
-          <m:t>cos</m:t>
-        </m:r>
-        <m:r>
-          <m:t>θ</m:t>
-        </m:r>
-        <m:r>
-          <m:rPr>
-            <m:sty m:val="p"/>
-          </m:rPr>
-          <m:t>,</m:t>
-        </m:r>
-        <m:r>
-          <m:rPr>
-            <m:sty m:val="p"/>
-          </m:rPr>
-          <m:t>sin</m:t>
-        </m:r>
-        <m:r>
-          <m:t>θ</m:t>
-        </m:r>
-        <m:r>
-          <m:rPr>
-            <m:sty m:val="p"/>
-          </m:rPr>
-          <m:t>)</m:t>
-        </m:r>
-      </m:oMath>
-      <w:r>
-        <w:t xml:space="preserve">:</w:t>
-      </w:r>
-      <w:r>
-        <w:t xml:space="preserve"> </w:t>
-      </w:r>
-      <w:r>
-        <w:t xml:space="preserve">its first coordinate is the</w:t>
+        <w:t xml:space="preserve">The first coordinate of the point reached is the</w:t>
       </w:r>
       <w:r>
         <w:t xml:space="preserve"> </w:t>
@@ -424,54 +1107,38 @@
         </m:r>
       </m:oMath>
       <w:r>
-        <w:t xml:space="preserve">,</w:t>
-      </w:r>
-      <w:r>
-        <w:t xml:space="preserve"> </w:t>
-      </w:r>
-      <w:r>
-        <w:t xml:space="preserve">and its second coordinate is the</w:t>
-      </w:r>
-      <w:r>
-        <w:t xml:space="preserve"> </w:t>
-      </w:r>
+        <w:t xml:space="preserve">, written</w:t>
+      </w:r>
+      <w:r>
+        <w:t xml:space="preserve"> </w:t>
+      </w:r>
+      <m:oMath>
+        <m:r>
+          <m:rPr>
+            <m:sty m:val="p"/>
+          </m:rPr>
+          <m:t>cos</m:t>
+        </m:r>
+        <m:r>
+          <m:t>θ</m:t>
+        </m:r>
+      </m:oMath>
+      <w:r>
+        <w:t xml:space="preserve">.</w:t>
+      </w:r>
+    </w:p>
+    <w:bookmarkEnd w:id="13"/>
+    <w:bookmarkStart w:id="14" w:name="exm-cosine-sine"/>
+    <w:p>
+      <w:pPr>
+        <w:pStyle w:val="BodyText"/>
+      </w:pPr>
       <w:r>
         <w:rPr>
           <w:b/>
           <w:bCs/>
         </w:rPr>
-        <w:t xml:space="preserve">sine</w:t>
-      </w:r>
-      <w:r>
-        <w:t xml:space="preserve"> </w:t>
-      </w:r>
-      <w:r>
-        <w:t xml:space="preserve">of</w:t>
-      </w:r>
-      <w:r>
-        <w:t xml:space="preserve"> </w:t>
-      </w:r>
-      <m:oMath>
-        <m:r>
-          <m:t>θ</m:t>
-        </m:r>
-      </m:oMath>
-      <w:r>
-        <w:t xml:space="preserve">.</w:t>
-      </w:r>
-    </w:p>
-    <w:bookmarkEnd w:id="9"/>
-    <w:bookmarkStart w:id="10" w:name="exm-cosine-sine"/>
-    <w:p>
-      <w:pPr>
-        <w:pStyle w:val="BodyText"/>
-      </w:pPr>
-      <w:r>
-        <w:rPr>
-          <w:b/>
-          <w:bCs/>
-        </w:rPr>
-        <w:t xml:space="preserve">Example 1 (Cosines and sines of some angles)</w:t>
+        <w:t xml:space="preserve">Example 3 (Cosines of some angles)</w:t>
       </w:r>
       <w:r>
         <w:t xml:space="preserve"> </w:t>
@@ -482,9 +1149,10 @@
     </w:p>
     <w:p>
       <w:pPr>
+        <w:pStyle w:val="Compact"/>
         <w:numPr>
           <w:ilvl w:val="0"/>
-          <w:numId w:val="1001"/>
+          <w:numId w:val="1002"/>
         </w:numPr>
       </w:pPr>
       <m:oMath>
@@ -560,35 +1228,6 @@
         </m:r>
         <m:r>
           <m:t>1</m:t>
-        </m:r>
-      </m:oMath>
-      <w:r>
-        <w:t xml:space="preserve"> </w:t>
-      </w:r>
-      <w:r>
-        <w:t xml:space="preserve">and</w:t>
-      </w:r>
-      <w:r>
-        <w:t xml:space="preserve"> </w:t>
-      </w:r>
-      <m:oMath>
-        <m:r>
-          <m:rPr>
-            <m:sty m:val="p"/>
-          </m:rPr>
-          <m:t>sin</m:t>
-        </m:r>
-        <m:r>
-          <m:t>0</m:t>
-        </m:r>
-        <m:r>
-          <m:rPr>
-            <m:sty m:val="p"/>
-          </m:rPr>
-          <m:t>=</m:t>
-        </m:r>
-        <m:r>
-          <m:t>0</m:t>
         </m:r>
       </m:oMath>
       <w:r>
@@ -597,9 +1236,10 @@
     </w:p>
     <w:p>
       <w:pPr>
+        <w:pStyle w:val="Compact"/>
         <w:numPr>
           <w:ilvl w:val="0"/>
-          <w:numId w:val="1001"/>
+          <w:numId w:val="1002"/>
         </w:numPr>
       </w:pPr>
       <m:oMath>
@@ -658,13 +1298,7 @@
         </m:r>
       </m:oMath>
       <w:r>
-        <w:t xml:space="preserve">,</w:t>
-      </w:r>
-      <w:r>
-        <w:t xml:space="preserve"> </w:t>
-      </w:r>
-      <w:r>
-        <w:t xml:space="preserve">so</w:t>
+        <w:t xml:space="preserve">, so</w:t>
       </w:r>
       <w:r>
         <w:t xml:space="preserve"> </w:t>
@@ -693,35 +1327,6 @@
         </m:r>
         <m:r>
           <m:t>1</m:t>
-        </m:r>
-      </m:oMath>
-      <w:r>
-        <w:t xml:space="preserve"> </w:t>
-      </w:r>
-      <w:r>
-        <w:t xml:space="preserve">and</w:t>
-      </w:r>
-      <w:r>
-        <w:t xml:space="preserve"> </w:t>
-      </w:r>
-      <m:oMath>
-        <m:r>
-          <m:rPr>
-            <m:sty m:val="p"/>
-          </m:rPr>
-          <m:t>sin</m:t>
-        </m:r>
-        <m:r>
-          <m:t>π</m:t>
-        </m:r>
-        <m:r>
-          <m:rPr>
-            <m:sty m:val="p"/>
-          </m:rPr>
-          <m:t>=</m:t>
-        </m:r>
-        <m:r>
-          <m:t>0</m:t>
         </m:r>
       </m:oMath>
       <w:r>
@@ -730,9 +1335,10 @@
     </w:p>
     <w:p>
       <w:pPr>
+        <w:pStyle w:val="Compact"/>
         <w:numPr>
           <w:ilvl w:val="0"/>
-          <w:numId w:val="1001"/>
+          <w:numId w:val="1002"/>
         </w:numPr>
       </w:pPr>
       <m:oMath>
@@ -794,13 +1400,7 @@
         </m:r>
       </m:oMath>
       <w:r>
-        <w:t xml:space="preserve">,</w:t>
-      </w:r>
-      <w:r>
-        <w:t xml:space="preserve"> </w:t>
-      </w:r>
-      <w:r>
-        <w:t xml:space="preserve">so</w:t>
+        <w:t xml:space="preserve">, so</w:t>
       </w:r>
       <w:r>
         <w:t xml:space="preserve"> </w:t>
@@ -844,56 +1444,6 @@
         </m:r>
         <m:r>
           <m:t>0</m:t>
-        </m:r>
-      </m:oMath>
-      <w:r>
-        <w:t xml:space="preserve"> </w:t>
-      </w:r>
-      <w:r>
-        <w:t xml:space="preserve">and</w:t>
-      </w:r>
-      <w:r>
-        <w:t xml:space="preserve"> </w:t>
-      </w:r>
-      <m:oMath>
-        <m:r>
-          <m:rPr>
-            <m:sty m:val="p"/>
-          </m:rPr>
-          <m:t>sin</m:t>
-        </m:r>
-        <m:r>
-          <m:rPr>
-            <m:sty m:val="p"/>
-          </m:rPr>
-          <m:t>(</m:t>
-        </m:r>
-        <m:r>
-          <m:t>π</m:t>
-        </m:r>
-        <m:r>
-          <m:rPr>
-            <m:sty m:val="p"/>
-          </m:rPr>
-          <m:t>/</m:t>
-        </m:r>
-        <m:r>
-          <m:t>2</m:t>
-        </m:r>
-        <m:r>
-          <m:rPr>
-            <m:sty m:val="p"/>
-          </m:rPr>
-          <m:t>)</m:t>
-        </m:r>
-        <m:r>
-          <m:rPr>
-            <m:sty m:val="p"/>
-          </m:rPr>
-          <m:t>=</m:t>
-        </m:r>
-        <m:r>
-          <m:t>1</m:t>
         </m:r>
       </m:oMath>
       <w:r>
@@ -902,9 +1452,10 @@
     </w:p>
     <w:p>
       <w:pPr>
+        <w:pStyle w:val="Compact"/>
         <w:numPr>
           <w:ilvl w:val="0"/>
-          <w:numId w:val="1001"/>
+          <w:numId w:val="1002"/>
         </w:numPr>
       </w:pPr>
       <m:oMath>
@@ -1105,6 +1656,42 @@
         <w:t xml:space="preserve"> </w:t>
       </w:r>
       <m:oMath>
+        <m:r>
+          <m:rPr>
+            <m:sty m:val="p"/>
+          </m:rPr>
+          <m:t>cos</m:t>
+        </m:r>
+        <m:r>
+          <m:rPr>
+            <m:sty m:val="p"/>
+          </m:rPr>
+          <m:t>(</m:t>
+        </m:r>
+        <m:r>
+          <m:t>π</m:t>
+        </m:r>
+        <m:r>
+          <m:rPr>
+            <m:sty m:val="p"/>
+          </m:rPr>
+          <m:t>/</m:t>
+        </m:r>
+        <m:r>
+          <m:t>4</m:t>
+        </m:r>
+        <m:r>
+          <m:rPr>
+            <m:sty m:val="p"/>
+          </m:rPr>
+          <m:t>)</m:t>
+        </m:r>
+        <m:r>
+          <m:rPr>
+            <m:sty m:val="p"/>
+          </m:rPr>
+          <m:t>=</m:t>
+        </m:r>
         <m:sSub>
           <m:e>
             <m:r>
@@ -1157,133 +1744,8 @@
         </m:r>
       </m:oMath>
       <w:r>
-        <w:t xml:space="preserve">:</w:t>
-      </w:r>
-    </w:p>
-    <w:p>
-      <w:pPr>
-        <w:pStyle w:val="BodyText"/>
-      </w:pPr>
-      <m:oMathPara>
-        <m:oMathParaPr>
-          <m:jc m:val="center"/>
-        </m:oMathParaPr>
-        <m:oMath>
-          <m:eqArr>
-            <m:e>
-              <m:r>
-                <m:rPr>
-                  <m:sty m:val="p"/>
-                </m:rPr>
-                <m:t>cos</m:t>
-              </m:r>
-              <m:r>
-                <m:rPr>
-                  <m:sty m:val="p"/>
-                </m:rPr>
-                <m:t>(</m:t>
-              </m:r>
-              <m:r>
-                <m:t>π</m:t>
-              </m:r>
-              <m:r>
-                <m:rPr>
-                  <m:sty m:val="p"/>
-                </m:rPr>
-                <m:t>/</m:t>
-              </m:r>
-              <m:r>
-                <m:t>4</m:t>
-              </m:r>
-              <m:r>
-                <m:rPr>
-                  <m:sty m:val="p"/>
-                </m:rPr>
-                <m:t>)</m:t>
-              </m:r>
-              <m:r>
-                <m:t>&amp;</m:t>
-              </m:r>
-              <m:r>
-                <m:rPr>
-                  <m:sty m:val="p"/>
-                </m:rPr>
-                <m:t>=</m:t>
-              </m:r>
-              <m:r>
-                <m:rPr>
-                  <m:sty m:val="p"/>
-                </m:rPr>
-                <m:t>sin</m:t>
-              </m:r>
-              <m:r>
-                <m:rPr>
-                  <m:sty m:val="p"/>
-                </m:rPr>
-                <m:t>(</m:t>
-              </m:r>
-              <m:r>
-                <m:t>π</m:t>
-              </m:r>
-              <m:r>
-                <m:rPr>
-                  <m:sty m:val="p"/>
-                </m:rPr>
-                <m:t>/</m:t>
-              </m:r>
-              <m:r>
-                <m:t>4</m:t>
-              </m:r>
-              <m:r>
-                <m:rPr>
-                  <m:sty m:val="p"/>
-                </m:rPr>
-                <m:t>)</m:t>
-              </m:r>
-            </m:e>
-            <m:e>
-              <m:r>
-                <m:t>&amp;</m:t>
-              </m:r>
-              <m:r>
-                <m:rPr>
-                  <m:sty m:val="p"/>
-                </m:rPr>
-                <m:t>=</m:t>
-              </m:r>
-              <m:f>
-                <m:fPr>
-                  <m:type m:val="lin"/>
-                </m:fPr>
-                <m:num>
-                  <m:r>
-                    <m:t>1</m:t>
-                  </m:r>
-                </m:num>
-                <m:den>
-                  <m:rad>
-                    <m:radPr>
-                      <m:degHide m:val="on"/>
-                    </m:radPr>
-                    <m:deg/>
-                    <m:e>
-                      <m:r>
-                        <m:t>2</m:t>
-                      </m:r>
-                    </m:e>
-                  </m:rad>
-                </m:den>
-              </m:f>
-              <m:r>
-                <m:rPr>
-                  <m:sty m:val="p"/>
-                </m:rPr>
-                <m:t>.</m:t>
-              </m:r>
-            </m:e>
-          </m:eqArr>
-        </m:oMath>
-      </m:oMathPara>
+        <w:t xml:space="preserve">.</w:t>
+      </w:r>
     </w:p>
     <w:p>
       <w:pPr>
@@ -1417,11 +1879,677 @@
         <w:t xml:space="preserve">degrees.</w:t>
       </w:r>
     </w:p>
-    <w:bookmarkEnd w:id="10"/>
-    <w:bookmarkStart w:id="11" w:name="thm-cosine-sine-identity"/>
+    <w:bookmarkEnd w:id="14"/>
+    <w:bookmarkStart w:id="15" w:name="def-sine"/>
     <w:p>
       <w:pPr>
         <w:pStyle w:val="BodyText"/>
+      </w:pPr>
+      <w:r>
+        <w:rPr>
+          <w:b/>
+          <w:bCs/>
+        </w:rPr>
+        <w:t xml:space="preserve">Definition 4 (Sine)</w:t>
+      </w:r>
+      <w:r>
+        <w:t xml:space="preserve"> </w:t>
+      </w:r>
+      <w:r>
+        <w:t xml:space="preserve">For a real number</w:t>
+      </w:r>
+      <w:r>
+        <w:t xml:space="preserve"> </w:t>
+      </w:r>
+      <m:oMath>
+        <m:r>
+          <m:t>θ</m:t>
+        </m:r>
+      </m:oMath>
+      <w:r>
+        <w:t xml:space="preserve">, the second coordinate of the point reached from</w:t>
+      </w:r>
+      <w:r>
+        <w:t xml:space="preserve"> </w:t>
+      </w:r>
+      <m:oMath>
+        <m:r>
+          <m:rPr>
+            <m:sty m:val="p"/>
+          </m:rPr>
+          <m:t>(</m:t>
+        </m:r>
+        <m:r>
+          <m:t>1</m:t>
+        </m:r>
+        <m:r>
+          <m:rPr>
+            <m:sty m:val="p"/>
+          </m:rPr>
+          <m:t>,</m:t>
+        </m:r>
+        <m:r>
+          <m:t>0</m:t>
+        </m:r>
+        <m:r>
+          <m:rPr>
+            <m:sty m:val="p"/>
+          </m:rPr>
+          <m:t>)</m:t>
+        </m:r>
+      </m:oMath>
+      <w:r>
+        <w:t xml:space="preserve"> </w:t>
+      </w:r>
+      <w:r>
+        <w:t xml:space="preserve">by moving a distance</w:t>
+      </w:r>
+      <w:r>
+        <w:t xml:space="preserve"> </w:t>
+      </w:r>
+      <m:oMath>
+        <m:r>
+          <m:t>​</m:t>
+        </m:r>
+        <m:d>
+          <m:dPr>
+            <m:begChr m:val="|"/>
+            <m:sepChr m:val=""/>
+            <m:endChr m:val="|"/>
+            <m:grow/>
+          </m:dPr>
+          <m:e>
+            <m:r>
+              <m:t>θ</m:t>
+            </m:r>
+          </m:e>
+        </m:d>
+        <m:r>
+          <m:t>​</m:t>
+        </m:r>
+      </m:oMath>
+      <w:r>
+        <w:t xml:space="preserve"> </w:t>
+      </w:r>
+      <w:r>
+        <w:t xml:space="preserve">along the unit circle (</w:t>
+      </w:r>
+      <w:hyperlink w:anchor="def-cosine-sine">
+        <w:r>
+          <w:rPr>
+            <w:rStyle w:val="Hyperlink"/>
+          </w:rPr>
+          <w:t xml:space="preserve">Definition 3</w:t>
+        </w:r>
+      </w:hyperlink>
+      <w:r>
+        <w:t xml:space="preserve">)</w:t>
+      </w:r>
+      <w:r>
+        <w:t xml:space="preserve"> </w:t>
+      </w:r>
+      <w:r>
+        <w:t xml:space="preserve">is the</w:t>
+      </w:r>
+      <w:r>
+        <w:t xml:space="preserve"> </w:t>
+      </w:r>
+      <w:r>
+        <w:rPr>
+          <w:b/>
+          <w:bCs/>
+        </w:rPr>
+        <w:t xml:space="preserve">sine</w:t>
+      </w:r>
+      <w:r>
+        <w:t xml:space="preserve"> </w:t>
+      </w:r>
+      <w:r>
+        <w:t xml:space="preserve">of</w:t>
+      </w:r>
+      <w:r>
+        <w:t xml:space="preserve"> </w:t>
+      </w:r>
+      <m:oMath>
+        <m:r>
+          <m:t>θ</m:t>
+        </m:r>
+      </m:oMath>
+      <w:r>
+        <w:t xml:space="preserve">, written</w:t>
+      </w:r>
+      <w:r>
+        <w:t xml:space="preserve"> </w:t>
+      </w:r>
+      <m:oMath>
+        <m:r>
+          <m:rPr>
+            <m:sty m:val="p"/>
+          </m:rPr>
+          <m:t>sin</m:t>
+        </m:r>
+        <m:r>
+          <m:t>θ</m:t>
+        </m:r>
+      </m:oMath>
+      <w:r>
+        <w:t xml:space="preserve">.</w:t>
+      </w:r>
+    </w:p>
+    <w:bookmarkEnd w:id="15"/>
+    <w:bookmarkStart w:id="16" w:name="exm-sine"/>
+    <w:p>
+      <w:pPr>
+        <w:pStyle w:val="BodyText"/>
+      </w:pPr>
+      <w:r>
+        <w:rPr>
+          <w:b/>
+          <w:bCs/>
+        </w:rPr>
+        <w:t xml:space="preserve">Example 4 (Sines of some angles)</w:t>
+      </w:r>
+      <w:r>
+        <w:t xml:space="preserve"> </w:t>
+      </w:r>
+      <w:r>
+        <w:t xml:space="preserve"> </w:t>
+      </w:r>
+    </w:p>
+    <w:p>
+      <w:pPr>
+        <w:pStyle w:val="Compact"/>
+        <w:numPr>
+          <w:ilvl w:val="0"/>
+          <w:numId w:val="1003"/>
+        </w:numPr>
+      </w:pPr>
+      <m:oMath>
+        <m:r>
+          <m:t>θ</m:t>
+        </m:r>
+        <m:r>
+          <m:rPr>
+            <m:sty m:val="p"/>
+          </m:rPr>
+          <m:t>=</m:t>
+        </m:r>
+        <m:r>
+          <m:t>0</m:t>
+        </m:r>
+      </m:oMath>
+      <w:r>
+        <w:t xml:space="preserve"> </w:t>
+      </w:r>
+      <w:r>
+        <w:t xml:space="preserve">stays at</w:t>
+      </w:r>
+      <w:r>
+        <w:t xml:space="preserve"> </w:t>
+      </w:r>
+      <m:oMath>
+        <m:r>
+          <m:rPr>
+            <m:sty m:val="p"/>
+          </m:rPr>
+          <m:t>(</m:t>
+        </m:r>
+        <m:r>
+          <m:t>1</m:t>
+        </m:r>
+        <m:r>
+          <m:rPr>
+            <m:sty m:val="p"/>
+          </m:rPr>
+          <m:t>,</m:t>
+        </m:r>
+        <m:r>
+          <m:t>0</m:t>
+        </m:r>
+        <m:r>
+          <m:rPr>
+            <m:sty m:val="p"/>
+          </m:rPr>
+          <m:t>)</m:t>
+        </m:r>
+      </m:oMath>
+      <w:r>
+        <w:t xml:space="preserve">, so</w:t>
+      </w:r>
+      <w:r>
+        <w:t xml:space="preserve"> </w:t>
+      </w:r>
+      <m:oMath>
+        <m:r>
+          <m:rPr>
+            <m:sty m:val="p"/>
+          </m:rPr>
+          <m:t>sin</m:t>
+        </m:r>
+        <m:r>
+          <m:t>0</m:t>
+        </m:r>
+        <m:r>
+          <m:rPr>
+            <m:sty m:val="p"/>
+          </m:rPr>
+          <m:t>=</m:t>
+        </m:r>
+        <m:r>
+          <m:t>0</m:t>
+        </m:r>
+      </m:oMath>
+      <w:r>
+        <w:t xml:space="preserve">.</w:t>
+      </w:r>
+    </w:p>
+    <w:p>
+      <w:pPr>
+        <w:pStyle w:val="Compact"/>
+        <w:numPr>
+          <w:ilvl w:val="0"/>
+          <w:numId w:val="1003"/>
+        </w:numPr>
+      </w:pPr>
+      <m:oMath>
+        <m:r>
+          <m:t>θ</m:t>
+        </m:r>
+        <m:r>
+          <m:rPr>
+            <m:sty m:val="p"/>
+          </m:rPr>
+          <m:t>=</m:t>
+        </m:r>
+        <m:r>
+          <m:t>π</m:t>
+        </m:r>
+      </m:oMath>
+      <w:r>
+        <w:t xml:space="preserve"> </w:t>
+      </w:r>
+      <w:r>
+        <w:t xml:space="preserve">goes half way around the circle, to</w:t>
+      </w:r>
+      <w:r>
+        <w:t xml:space="preserve"> </w:t>
+      </w:r>
+      <m:oMath>
+        <m:r>
+          <m:rPr>
+            <m:sty m:val="p"/>
+          </m:rPr>
+          <m:t>(</m:t>
+        </m:r>
+        <m:r>
+          <m:rPr>
+            <m:sty m:val="p"/>
+          </m:rPr>
+          <m:t>−</m:t>
+        </m:r>
+        <m:r>
+          <m:t>1</m:t>
+        </m:r>
+        <m:r>
+          <m:rPr>
+            <m:sty m:val="p"/>
+          </m:rPr>
+          <m:t>,</m:t>
+        </m:r>
+        <m:r>
+          <m:t>0</m:t>
+        </m:r>
+        <m:r>
+          <m:rPr>
+            <m:sty m:val="p"/>
+          </m:rPr>
+          <m:t>)</m:t>
+        </m:r>
+      </m:oMath>
+      <w:r>
+        <w:t xml:space="preserve">, so</w:t>
+      </w:r>
+      <w:r>
+        <w:t xml:space="preserve"> </w:t>
+      </w:r>
+      <m:oMath>
+        <m:r>
+          <m:rPr>
+            <m:sty m:val="p"/>
+          </m:rPr>
+          <m:t>sin</m:t>
+        </m:r>
+        <m:r>
+          <m:t>π</m:t>
+        </m:r>
+        <m:r>
+          <m:rPr>
+            <m:sty m:val="p"/>
+          </m:rPr>
+          <m:t>=</m:t>
+        </m:r>
+        <m:r>
+          <m:t>0</m:t>
+        </m:r>
+      </m:oMath>
+      <w:r>
+        <w:t xml:space="preserve">.</w:t>
+      </w:r>
+    </w:p>
+    <w:p>
+      <w:pPr>
+        <w:pStyle w:val="Compact"/>
+        <w:numPr>
+          <w:ilvl w:val="0"/>
+          <w:numId w:val="1003"/>
+        </w:numPr>
+      </w:pPr>
+      <m:oMath>
+        <m:r>
+          <m:t>θ</m:t>
+        </m:r>
+        <m:r>
+          <m:rPr>
+            <m:sty m:val="p"/>
+          </m:rPr>
+          <m:t>=</m:t>
+        </m:r>
+        <m:r>
+          <m:t>π</m:t>
+        </m:r>
+        <m:r>
+          <m:rPr>
+            <m:sty m:val="p"/>
+          </m:rPr>
+          <m:t>/</m:t>
+        </m:r>
+        <m:r>
+          <m:t>2</m:t>
+        </m:r>
+      </m:oMath>
+      <w:r>
+        <w:t xml:space="preserve"> </w:t>
+      </w:r>
+      <w:r>
+        <w:t xml:space="preserve">goes a quarter of the way round, to</w:t>
+      </w:r>
+      <w:r>
+        <w:t xml:space="preserve"> </w:t>
+      </w:r>
+      <m:oMath>
+        <m:r>
+          <m:rPr>
+            <m:sty m:val="p"/>
+          </m:rPr>
+          <m:t>(</m:t>
+        </m:r>
+        <m:r>
+          <m:t>0</m:t>
+        </m:r>
+        <m:r>
+          <m:rPr>
+            <m:sty m:val="p"/>
+          </m:rPr>
+          <m:t>,</m:t>
+        </m:r>
+        <m:r>
+          <m:t>1</m:t>
+        </m:r>
+        <m:r>
+          <m:rPr>
+            <m:sty m:val="p"/>
+          </m:rPr>
+          <m:t>)</m:t>
+        </m:r>
+      </m:oMath>
+      <w:r>
+        <w:t xml:space="preserve">, so</w:t>
+      </w:r>
+      <w:r>
+        <w:t xml:space="preserve"> </w:t>
+      </w:r>
+      <m:oMath>
+        <m:r>
+          <m:rPr>
+            <m:sty m:val="p"/>
+          </m:rPr>
+          <m:t>sin</m:t>
+        </m:r>
+        <m:r>
+          <m:rPr>
+            <m:sty m:val="p"/>
+          </m:rPr>
+          <m:t>(</m:t>
+        </m:r>
+        <m:r>
+          <m:t>π</m:t>
+        </m:r>
+        <m:r>
+          <m:rPr>
+            <m:sty m:val="p"/>
+          </m:rPr>
+          <m:t>/</m:t>
+        </m:r>
+        <m:r>
+          <m:t>2</m:t>
+        </m:r>
+        <m:r>
+          <m:rPr>
+            <m:sty m:val="p"/>
+          </m:rPr>
+          <m:t>)</m:t>
+        </m:r>
+        <m:r>
+          <m:rPr>
+            <m:sty m:val="p"/>
+          </m:rPr>
+          <m:t>=</m:t>
+        </m:r>
+        <m:r>
+          <m:t>1</m:t>
+        </m:r>
+      </m:oMath>
+      <w:r>
+        <w:t xml:space="preserve">.</w:t>
+      </w:r>
+    </w:p>
+    <w:p>
+      <w:pPr>
+        <w:pStyle w:val="Compact"/>
+        <w:numPr>
+          <w:ilvl w:val="0"/>
+          <w:numId w:val="1003"/>
+        </w:numPr>
+      </w:pPr>
+      <m:oMath>
+        <m:r>
+          <m:t>θ</m:t>
+        </m:r>
+        <m:r>
+          <m:rPr>
+            <m:sty m:val="p"/>
+          </m:rPr>
+          <m:t>=</m:t>
+        </m:r>
+        <m:r>
+          <m:t>π</m:t>
+        </m:r>
+        <m:r>
+          <m:rPr>
+            <m:sty m:val="p"/>
+          </m:rPr>
+          <m:t>/</m:t>
+        </m:r>
+        <m:r>
+          <m:t>4</m:t>
+        </m:r>
+      </m:oMath>
+      <w:r>
+        <w:t xml:space="preserve"> </w:t>
+      </w:r>
+      <w:r>
+        <w:t xml:space="preserve">reaches the point with</w:t>
+      </w:r>
+      <w:r>
+        <w:t xml:space="preserve"> </w:t>
+      </w:r>
+      <m:oMath>
+        <m:sSub>
+          <m:e>
+            <m:r>
+              <m:t>x</m:t>
+            </m:r>
+          </m:e>
+          <m:sub>
+            <m:r>
+              <m:t>1</m:t>
+            </m:r>
+          </m:sub>
+        </m:sSub>
+        <m:r>
+          <m:rPr>
+            <m:sty m:val="p"/>
+          </m:rPr>
+          <m:t>=</m:t>
+        </m:r>
+        <m:sSub>
+          <m:e>
+            <m:r>
+              <m:t>x</m:t>
+            </m:r>
+          </m:e>
+          <m:sub>
+            <m:r>
+              <m:t>2</m:t>
+            </m:r>
+          </m:sub>
+        </m:sSub>
+        <m:r>
+          <m:rPr>
+            <m:sty m:val="p"/>
+          </m:rPr>
+          <m:t>=</m:t>
+        </m:r>
+        <m:f>
+          <m:fPr>
+            <m:type m:val="lin"/>
+          </m:fPr>
+          <m:num>
+            <m:r>
+              <m:t>1</m:t>
+            </m:r>
+          </m:num>
+          <m:den>
+            <m:rad>
+              <m:radPr>
+                <m:degHide m:val="on"/>
+              </m:radPr>
+              <m:deg/>
+              <m:e>
+                <m:r>
+                  <m:t>2</m:t>
+                </m:r>
+              </m:e>
+            </m:rad>
+          </m:den>
+        </m:f>
+      </m:oMath>
+      <w:r>
+        <w:t xml:space="preserve"> </w:t>
+      </w:r>
+      <w:r>
+        <w:t xml:space="preserve">(</w:t>
+      </w:r>
+      <w:hyperlink w:anchor="exm-cosine-sine">
+        <w:r>
+          <w:rPr>
+            <w:rStyle w:val="Hyperlink"/>
+          </w:rPr>
+          <w:t xml:space="preserve">Example 3</w:t>
+        </w:r>
+      </w:hyperlink>
+      <w:r>
+        <w:t xml:space="preserve">),</w:t>
+      </w:r>
+      <w:r>
+        <w:t xml:space="preserve"> </w:t>
+      </w:r>
+      <w:r>
+        <w:t xml:space="preserve">so</w:t>
+      </w:r>
+      <w:r>
+        <w:t xml:space="preserve"> </w:t>
+      </w:r>
+      <m:oMath>
+        <m:r>
+          <m:rPr>
+            <m:sty m:val="p"/>
+          </m:rPr>
+          <m:t>sin</m:t>
+        </m:r>
+        <m:r>
+          <m:rPr>
+            <m:sty m:val="p"/>
+          </m:rPr>
+          <m:t>(</m:t>
+        </m:r>
+        <m:r>
+          <m:t>π</m:t>
+        </m:r>
+        <m:r>
+          <m:rPr>
+            <m:sty m:val="p"/>
+          </m:rPr>
+          <m:t>/</m:t>
+        </m:r>
+        <m:r>
+          <m:t>4</m:t>
+        </m:r>
+        <m:r>
+          <m:rPr>
+            <m:sty m:val="p"/>
+          </m:rPr>
+          <m:t>)</m:t>
+        </m:r>
+        <m:r>
+          <m:rPr>
+            <m:sty m:val="p"/>
+          </m:rPr>
+          <m:t>=</m:t>
+        </m:r>
+        <m:f>
+          <m:fPr>
+            <m:type m:val="lin"/>
+          </m:fPr>
+          <m:num>
+            <m:r>
+              <m:t>1</m:t>
+            </m:r>
+          </m:num>
+          <m:den>
+            <m:rad>
+              <m:radPr>
+                <m:degHide m:val="on"/>
+              </m:radPr>
+              <m:deg/>
+              <m:e>
+                <m:r>
+                  <m:t>2</m:t>
+                </m:r>
+              </m:e>
+            </m:rad>
+          </m:den>
+        </m:f>
+      </m:oMath>
+      <w:r>
+        <w:t xml:space="preserve">.</w:t>
+      </w:r>
+    </w:p>
+    <w:bookmarkEnd w:id="16"/>
+    <w:bookmarkStart w:id="17" w:name="thm-cosine-sine-identity"/>
+    <w:p>
+      <w:pPr>
+        <w:pStyle w:val="FirstParagraph"/>
       </w:pPr>
       <w:r>
         <w:rPr>
@@ -1517,7 +2645,7 @@
         </m:oMath>
       </m:oMathPara>
     </w:p>
-    <w:bookmarkEnd w:id="11"/>
+    <w:bookmarkEnd w:id="17"/>
     <w:p>
       <w:pPr>
         <w:pStyle w:val="FirstParagraph"/>
@@ -1582,7 +2710,7 @@
       <w:r>
         <w:t xml:space="preserve">lies on the unit circle (</w:t>
       </w:r>
-      <w:hyperlink w:anchor="def-cosine-sine">
+      <w:hyperlink w:anchor="def-unit-circle">
         <w:r>
           <w:rPr>
             <w:rStyle w:val="Hyperlink"/>
@@ -1657,7 +2785,7 @@
         <w:t xml:space="preserve">.</w:t>
       </w:r>
     </w:p>
-    <w:bookmarkStart w:id="16" w:name="exm-cosine-sine-unit-circle"/>
+    <w:bookmarkStart w:id="22" w:name="exm-cosine-sine-unit-circle"/>
     <w:p>
       <w:pPr>
         <w:pStyle w:val="BodyText"/>
@@ -1667,7 +2795,7 @@
           <w:b/>
           <w:bCs/>
         </w:rPr>
-        <w:t xml:space="preserve">Example 2 (The unit circle and the angle</w:t>
+        <w:t xml:space="preserve">Example 5 (The unit circle and the angle</w:t>
       </w:r>
       <w:r>
         <w:rPr>
@@ -2421,7 +3549,7 @@
       <w:tr>
         <w:tc>
           <w:tcPr/>
-          <w:bookmarkStart w:id="15" w:name="fig-cosine-sine-unit-circle"/>
+          <w:bookmarkStart w:id="21" w:name="fig-cosine-sine-unit-circle"/>
           <w:p>
             <w:pPr>
               <w:jc w:val="center"/>
@@ -2431,18 +3559,18 @@
                 <wp:inline>
                   <wp:extent cx="4620126" cy="3696101"/>
                   <wp:effectExtent b="0" l="0" r="0" t="0"/>
-                  <wp:docPr descr="" title="" id="13" name="Picture"/>
+                  <wp:docPr descr="" title="" id="19" name="Picture"/>
                   <a:graphic>
                     <a:graphicData uri="http://schemas.openxmlformats.org/drawingml/2006/picture">
                       <pic:pic>
                         <pic:nvPicPr>
-                          <pic:cNvPr descr="algebra-trigonometry_files/figure-docx/unnamed-chunk-1-1.png" id="14" name="Picture"/>
+                          <pic:cNvPr descr="algebra-trigonometry_files/figure-docx/unnamed-chunk-1-1.png" id="20" name="Picture"/>
                           <pic:cNvPicPr>
                             <a:picLocks noChangeArrowheads="1" noChangeAspect="1"/>
                           </pic:cNvPicPr>
                         </pic:nvPicPr>
                         <pic:blipFill>
-                          <a:blip r:embed="rId12"/>
+                          <a:blip r:embed="rId18"/>
                           <a:stretch>
                             <a:fillRect/>
                           </a:stretch>
@@ -2508,12 +3636,12 @@
               <w:t xml:space="preserve">Its horizontal coordinate is the cosine and its vertical coordinate is the sine.</w:t>
             </w:r>
           </w:p>
-          <w:bookmarkEnd w:id="15"/>
+          <w:bookmarkEnd w:id="21"/>
         </w:tc>
       </w:tr>
     </w:tbl>
-    <w:bookmarkEnd w:id="16"/>
-    <w:bookmarkStart w:id="17" w:name="thm-cosine-bijection"/>
+    <w:bookmarkEnd w:id="22"/>
+    <w:bookmarkStart w:id="23" w:name="thm-cosine-bijection"/>
     <w:p>
       <w:pPr>
         <w:pStyle w:val="BodyText"/>
@@ -2890,7 +4018,7 @@
         <w:t xml:space="preserve">.</w:t>
       </w:r>
     </w:p>
-    <w:bookmarkEnd w:id="17"/>
+    <w:bookmarkEnd w:id="23"/>
     <w:p>
       <w:pPr>
         <w:pStyle w:val="BodyText"/>
@@ -3914,7 +5042,7 @@
         <w:t xml:space="preserve">, so it only decreases.</w:t>
       </w:r>
     </w:p>
-    <w:bookmarkEnd w:id="18"/>
+    <w:bookmarkEnd w:id="24"/>
     <w:sectPr>
       <w:footnotePr>
         <w:numRestart w:val="eachSect"/>
@@ -4132,6 +5260,12 @@
     <w:abstractNumId w:val="990"/>
   </w:num>
   <w:num w:numId="1001">
+    <w:abstractNumId w:val="991"/>
+  </w:num>
+  <w:num w:numId="1002">
+    <w:abstractNumId w:val="991"/>
+  </w:num>
+  <w:num w:numId="1003">
     <w:abstractNumId w:val="991"/>
   </w:num>
 </w:numbering>

--- a/pr-preview/pr-329/algebra-trigonometry-tracked-changes.docx
+++ b/pr-preview/pr-329/algebra-trigonometry-tracked-changes.docx
@@ -16,7 +16,7 @@
       </w:pPr>
       <w:del w:id="1" w:author="PR Preview" w:date="2026-01-01T00:00:00Z">
         <w:r>
-          <w:delText xml:space="preserve">Last modified: 2026-10-16 01:53:21 (PDT)</w:delText>
+          <w:delText xml:space="preserve">Last modified: 2026-10-16 02:45:37 (PDT)</w:delText>
         </w:r>
       </w:del>
     </w:p>
@@ -26,7 +26,7 @@
       </w:pPr>
       <w:ins w:id="2" w:author="PR Preview" w:date="2026-01-01T00:00:00Z">
         <w:r>
-          <w:t xml:space="preserve">Last modified: 2026-10-16 01:54:17 (PDT)</w:t>
+          <w:t xml:space="preserve">Last modified: 2026-10-16 02:50:49 (PDT)</w:t>
         </w:r>
       </w:ins>
     </w:p>

--- a/pr-preview/pr-329/algebra-trigonometry-tracked-changes.docx
+++ b/pr-preview/pr-329/algebra-trigonometry-tracked-changes.docx
@@ -16,7 +16,7 @@
       </w:pPr>
       <w:del w:id="1" w:author="PR Preview" w:date="2026-01-01T00:00:00Z">
         <w:r>
-          <w:delText xml:space="preserve">Last modified: 2026-10-16 02:45:37 (PDT)</w:delText>
+          <w:delText xml:space="preserve">Last modified: 2026-10-16 03:50:53 (PDT)</w:delText>
         </w:r>
       </w:del>
     </w:p>
@@ -26,7 +26,7 @@
       </w:pPr>
       <w:ins w:id="2" w:author="PR Preview" w:date="2026-01-01T00:00:00Z">
         <w:r>
-          <w:t xml:space="preserve">Last modified: 2026-10-16 02:50:49 (PDT)</w:t>
+          <w:t xml:space="preserve">Last modified: 2026-10-16 04:03:03 (PDT)</w:t>
         </w:r>
       </w:ins>
     </w:p>
